--- a/bts-gpme/tp-1083/ressources/R01_Contexte_public_1083.docx
+++ b/bts-gpme/tp-1083/ressources/R01_Contexte_public_1083.docx
@@ -5,9 +5,24 @@
     <w:p>
       <w:pPr>
         <w:pStyle w:val="Title"/>
+        <w:jc w:val="left"/>
       </w:pPr>
       <w:r>
-        <w:t>R01 — Contexte public de l’entreprise 1083</w:t>
+        <w:rPr>
+          <w:b/>
+        </w:rPr>
+        <w:t>R01 — 1083 : repères pour comprendre l’entreprise et son fonctionnement</w:t>
+      </w:r>
+    </w:p>
+    <w:p>
+      <w:pPr>
+        <w:pStyle w:val="Subtitle"/>
+      </w:pPr>
+      <w:r>
+        <w:rPr>
+          <w:color w:val="667985"/>
+        </w:rPr>
+        <w:t>Ressource de travail — Situation 1 et situation 5</w:t>
       </w:r>
     </w:p>
     <w:tbl>
@@ -18,35 +33,465 @@
         <w:tblLook w:firstColumn="1" w:firstRow="1" w:lastColumn="0" w:lastRow="0" w:noHBand="0" w:noVBand="1" w:val="04A0"/>
       </w:tblPr>
       <w:tblGrid>
-        <w:gridCol w:w="10312"/>
+        <w:gridCol w:w="10426"/>
       </w:tblGrid>
       <w:tr>
         <w:tc>
           <w:tcPr>
-            <w:tcW w:type="dxa" w:w="10312"/>
-            <w:shd w:fill="FFF3CD"/>
+            <w:tcW w:type="dxa" w:w="10426"/>
+            <w:shd w:fill="EAF2F6"/>
+            <w:tcMar>
+              <w:top w:w="140" w:type="dxa"/>
+              <w:start w:w="160" w:type="dxa"/>
+              <w:bottom w:w="140" w:type="dxa"/>
+              <w:end w:w="160" w:type="dxa"/>
+            </w:tcMar>
           </w:tcPr>
           <w:p>
             <w:r>
               <w:rPr>
-                <w:rFonts w:ascii="Arial" w:hAnsi="Arial"/>
-                <w:sz w:val="19"/>
+                <w:b/>
+                <w:color w:val="315D77"/>
               </w:rPr>
+              <w:t>À quoi sert cette fiche ?</w:t>
             </w:r>
             <w:r>
+              <w:br/>
+              <w:t>Elle rassemble des informations réelles et vérifiables sur 1083 afin de présenter l’entreprise, comprendre son fonctionnement et construire sa chaîne de valeur. Elle ne décrit pas les incidents, créances, dispositifs de sécurité ou autres données internes créées pour le scénario du TP.</w:t>
+            </w:r>
+          </w:p>
+        </w:tc>
+      </w:tr>
+    </w:tbl>
+    <w:p>
+      <w:pPr>
+        <w:spacing w:after="0"/>
+      </w:pPr>
+    </w:p>
+    <w:tbl>
+      <w:tblPr>
+        <w:tblW w:type="auto" w:w="0"/>
+        <w:jc w:val="center"/>
+        <w:tblLayout w:type="autofit"/>
+        <w:tblLook w:firstColumn="1" w:firstRow="1" w:lastColumn="0" w:lastRow="0" w:noHBand="0" w:noVBand="1" w:val="04A0"/>
+      </w:tblPr>
+      <w:tblGrid>
+        <w:gridCol w:w="10426"/>
+      </w:tblGrid>
+      <w:tr>
+        <w:tc>
+          <w:tcPr>
+            <w:tcW w:type="dxa" w:w="10426"/>
+            <w:shd w:fill="EDF7F0"/>
+            <w:tcMar>
+              <w:top w:w="140" w:type="dxa"/>
+              <w:start w:w="160" w:type="dxa"/>
+              <w:bottom w:w="140" w:type="dxa"/>
+              <w:end w:w="160" w:type="dxa"/>
+            </w:tcMar>
+          </w:tcPr>
+          <w:p>
+            <w:r>
               <w:rPr>
-                <w:rFonts w:ascii="Arial" w:hAnsi="Arial"/>
                 <w:b/>
-                <w:sz w:val="19"/>
+                <w:color w:val="315D77"/>
               </w:rPr>
-              <w:t xml:space="preserve">Traçabilité — </w:t>
+              <w:t>Repère de lecture</w:t>
             </w:r>
             <w:r>
+              <w:br/>
+              <w:t>Dans R01, les informations concernent réellement 1083 et peuvent être vérifiées dans les sources indiquées. Dans les autres ressources du TP, certaines données sont créées pour la simulation : elles doivent être utilisées pour travailler sur le cas, mais ne doivent pas être présentées comme des informations réelles sur 1083.</w:t>
+            </w:r>
+          </w:p>
+        </w:tc>
+      </w:tr>
+    </w:tbl>
+    <w:p>
+      <w:pPr>
+        <w:spacing w:after="0"/>
+      </w:pPr>
+    </w:p>
+    <w:p>
+      <w:pPr>
+        <w:pStyle w:val="Heading1"/>
+      </w:pPr>
+      <w:r>
+        <w:t>1. Identité, activité et offre</w:t>
+      </w:r>
+    </w:p>
+    <w:p>
+      <w:pPr>
+        <w:pStyle w:val="ListBullet"/>
+        <w:spacing w:after="40"/>
+      </w:pPr>
+      <w:r>
+        <w:t>Le site 1083 est publié par la SAS L’ÉQUIPE 1083, 49 avenue Gambetta, 26100 Romans-sur-Isère. SIRET : 498 845 064 00019 ; RCS Romans.</w:t>
+      </w:r>
+    </w:p>
+    <w:p>
+      <w:pPr>
+        <w:pStyle w:val="ListBullet"/>
+        <w:spacing w:after="40"/>
+      </w:pPr>
+      <w:r>
+        <w:t>La marque 1083 a été lancée en 2013. Elle commercialise notamment des jeans et d’autres vêtements fabriqués en France.</w:t>
+      </w:r>
+    </w:p>
+    <w:p>
+      <w:pPr>
+        <w:pStyle w:val="ListBullet"/>
+        <w:spacing w:after="40"/>
+      </w:pPr>
+      <w:r>
+        <w:t>1083 met en avant la relocalisation de la filière textile française et la fabrication dans un rayon maximal de 1083 km pour les étapes revendiquées par la marque.</w:t>
+      </w:r>
+    </w:p>
+    <w:p>
+      <w:pPr>
+        <w:pStyle w:val="ListBullet"/>
+        <w:spacing w:after="40"/>
+      </w:pPr>
+      <w:r>
+        <w:t>La marque indique que ses jeans sont certifiés Origine France Garantie.</w:t>
+      </w:r>
+    </w:p>
+    <w:p>
+      <w:pPr>
+        <w:pStyle w:val="Heading1"/>
+      </w:pPr>
+      <w:r>
+        <w:t>2. Canaux de vente et relation au marché</w:t>
+      </w:r>
+    </w:p>
+    <w:p>
+      <w:pPr>
+        <w:pStyle w:val="ListBullet"/>
+        <w:spacing w:after="40"/>
+      </w:pPr>
+      <w:r>
+        <w:t>Vente en ligne sur le site 1083.fr.</w:t>
+      </w:r>
+    </w:p>
+    <w:p>
+      <w:pPr>
+        <w:pStyle w:val="ListBullet"/>
+        <w:spacing w:after="40"/>
+      </w:pPr>
+      <w:r>
+        <w:t>Cinq boutiques officielles : Romans-sur-Isère, Lyon (Croix-Rousse), Grenoble, Nantes et Paris.</w:t>
+      </w:r>
+    </w:p>
+    <w:p>
+      <w:pPr>
+        <w:pStyle w:val="ListBullet"/>
+        <w:spacing w:after="40"/>
+      </w:pPr>
+      <w:r>
+        <w:t>Un réseau d’environ 130 boutiques revendeurs réparties en France.</w:t>
+      </w:r>
+    </w:p>
+    <w:p>
+      <w:pPr>
+        <w:pStyle w:val="ListBullet"/>
+        <w:spacing w:after="40"/>
+      </w:pPr>
+      <w:r>
+        <w:t>L’activité combine donc vente directe aux particuliers (B2C) et relations avec des revendeurs professionnels (B2B).</w:t>
+      </w:r>
+    </w:p>
+    <w:p>
+      <w:pPr>
+        <w:pStyle w:val="Heading1"/>
+      </w:pPr>
+      <w:r>
+        <w:t>3. Implantations et organisation de la production utiles au TP</w:t>
+      </w:r>
+    </w:p>
+    <w:tbl>
+      <w:tblPr>
+        <w:tblStyle w:val="TableGrid"/>
+        <w:tblW w:type="auto" w:w="0"/>
+        <w:jc w:val="center"/>
+        <w:tblLayout w:type="fixed"/>
+        <w:tblLook w:firstColumn="1" w:firstRow="1" w:lastColumn="0" w:lastRow="0" w:noHBand="0" w:noVBand="1" w:val="04A0"/>
+      </w:tblPr>
+      <w:tblGrid>
+        <w:gridCol w:w="5213"/>
+        <w:gridCol w:w="5213"/>
+      </w:tblGrid>
+      <w:tr>
+        <w:trPr>
+          <w:tblHeader w:val="true"/>
+          <w:cantSplit/>
+        </w:trPr>
+        <w:tc>
+          <w:tcPr>
+            <w:tcW w:type="dxa" w:w="2438"/>
+            <w:shd w:fill="315D77"/>
+            <w:vAlign w:val="center"/>
+            <w:tcMar>
+              <w:top w:w="80" w:type="dxa"/>
+              <w:start w:w="90" w:type="dxa"/>
+              <w:bottom w:w="80" w:type="dxa"/>
+              <w:end w:w="90" w:type="dxa"/>
+            </w:tcMar>
+          </w:tcPr>
+          <w:p>
+            <w:r>
               <w:rPr>
-                <w:rFonts w:ascii="Arial" w:hAnsi="Arial"/>
-                <w:sz w:val="19"/>
+                <w:b/>
+                <w:color w:val="FFFFFF"/>
+                <w:sz w:val="18"/>
               </w:rPr>
-              <w:t>Les éléments de cette fiche proviennent de pages publiques accessibles en 2026. Ils servent à caractériser l’entreprise. Les incidents, montants, clients, comptes informatiques, fournisseurs et données opérationnelles utilisés dans les autres ressources du TP sont fictifs.</w:t>
+              <w:t>Lieu / ensemble</w:t>
+            </w:r>
+          </w:p>
+        </w:tc>
+        <w:tc>
+          <w:tcPr>
+            <w:tcW w:type="dxa" w:w="6860"/>
+            <w:shd w:fill="315D77"/>
+            <w:vAlign w:val="center"/>
+            <w:tcMar>
+              <w:top w:w="80" w:type="dxa"/>
+              <w:start w:w="90" w:type="dxa"/>
+              <w:bottom w:w="80" w:type="dxa"/>
+              <w:end w:w="90" w:type="dxa"/>
+            </w:tcMar>
+          </w:tcPr>
+          <w:p>
+            <w:r>
+              <w:rPr>
+                <w:b/>
+                <w:color w:val="FFFFFF"/>
+                <w:sz w:val="18"/>
+              </w:rPr>
+              <w:t>Ce que les sources permettent d’affirmer</w:t>
+            </w:r>
+          </w:p>
+        </w:tc>
+      </w:tr>
+      <w:tr>
+        <w:trPr>
+          <w:cantSplit/>
+        </w:trPr>
+        <w:tc>
+          <w:tcPr>
+            <w:tcW w:type="dxa" w:w="2438"/>
+            <w:tcMar>
+              <w:top w:w="75" w:type="dxa"/>
+              <w:start w:w="85" w:type="dxa"/>
+              <w:bottom w:w="75" w:type="dxa"/>
+              <w:end w:w="85" w:type="dxa"/>
+            </w:tcMar>
+            <w:vAlign w:val="top"/>
+          </w:tcPr>
+          <w:p>
+            <w:r>
+              <w:rPr>
+                <w:sz w:val="18"/>
+              </w:rPr>
+              <w:t>Romans-sur-Isère</w:t>
+            </w:r>
+          </w:p>
+        </w:tc>
+        <w:tc>
+          <w:tcPr>
+            <w:tcW w:type="dxa" w:w="6860"/>
+            <w:tcMar>
+              <w:top w:w="75" w:type="dxa"/>
+              <w:start w:w="85" w:type="dxa"/>
+              <w:bottom w:w="75" w:type="dxa"/>
+              <w:end w:w="85" w:type="dxa"/>
+            </w:tcMar>
+            <w:vAlign w:val="top"/>
+          </w:tcPr>
+          <w:p>
+            <w:r>
+              <w:rPr>
+                <w:sz w:val="18"/>
+              </w:rPr>
+              <w:t>Siège social ; magasin d’usine ; premier atelier de confection créé par 1083 en 2014.</w:t>
+            </w:r>
+          </w:p>
+        </w:tc>
+      </w:tr>
+      <w:tr>
+        <w:trPr>
+          <w:cantSplit/>
+        </w:trPr>
+        <w:tc>
+          <w:tcPr>
+            <w:tcW w:type="dxa" w:w="2438"/>
+            <w:tcMar>
+              <w:top w:w="75" w:type="dxa"/>
+              <w:start w:w="85" w:type="dxa"/>
+              <w:bottom w:w="75" w:type="dxa"/>
+              <w:end w:w="85" w:type="dxa"/>
+            </w:tcMar>
+            <w:vAlign w:val="top"/>
+          </w:tcPr>
+          <w:p>
+            <w:r>
+              <w:rPr>
+                <w:sz w:val="18"/>
+              </w:rPr>
+              <w:t>Vosges</w:t>
+            </w:r>
+          </w:p>
+        </w:tc>
+        <w:tc>
+          <w:tcPr>
+            <w:tcW w:type="dxa" w:w="6860"/>
+            <w:tcMar>
+              <w:top w:w="75" w:type="dxa"/>
+              <w:start w:w="85" w:type="dxa"/>
+              <w:bottom w:w="75" w:type="dxa"/>
+              <w:end w:w="85" w:type="dxa"/>
+            </w:tcMar>
+            <w:vAlign w:val="top"/>
+          </w:tcPr>
+          <w:p>
+            <w:r>
+              <w:rPr>
+                <w:sz w:val="18"/>
+              </w:rPr>
+              <w:t>Tissage de France à Rupt-sur-Moselle et atelier 1083 Vosges ; la marque indique que cet atelier produit des jeans.</w:t>
+            </w:r>
+          </w:p>
+        </w:tc>
+      </w:tr>
+      <w:tr>
+        <w:trPr>
+          <w:cantSplit/>
+        </w:trPr>
+        <w:tc>
+          <w:tcPr>
+            <w:tcW w:type="dxa" w:w="2438"/>
+            <w:tcMar>
+              <w:top w:w="75" w:type="dxa"/>
+              <w:start w:w="85" w:type="dxa"/>
+              <w:bottom w:w="75" w:type="dxa"/>
+              <w:end w:w="85" w:type="dxa"/>
+            </w:tcMar>
+            <w:vAlign w:val="top"/>
+          </w:tcPr>
+          <w:p>
+            <w:r>
+              <w:rPr>
+                <w:sz w:val="18"/>
+              </w:rPr>
+              <w:t>Réseau français</w:t>
+            </w:r>
+          </w:p>
+        </w:tc>
+        <w:tc>
+          <w:tcPr>
+            <w:tcW w:type="dxa" w:w="6860"/>
+            <w:tcMar>
+              <w:top w:w="75" w:type="dxa"/>
+              <w:start w:w="85" w:type="dxa"/>
+              <w:bottom w:w="75" w:type="dxa"/>
+              <w:end w:w="85" w:type="dxa"/>
+            </w:tcMar>
+            <w:vAlign w:val="top"/>
+          </w:tcPr>
+          <w:p>
+            <w:r>
+              <w:rPr>
+                <w:sz w:val="18"/>
+              </w:rPr>
+              <w:t>Environ 30 ateliers partenaires contribuent à différentes étapes de la filière.</w:t>
+            </w:r>
+          </w:p>
+        </w:tc>
+      </w:tr>
+      <w:tr>
+        <w:trPr>
+          <w:cantSplit/>
+        </w:trPr>
+        <w:tc>
+          <w:tcPr>
+            <w:tcW w:type="dxa" w:w="2438"/>
+            <w:tcMar>
+              <w:top w:w="75" w:type="dxa"/>
+              <w:start w:w="85" w:type="dxa"/>
+              <w:bottom w:w="75" w:type="dxa"/>
+              <w:end w:w="85" w:type="dxa"/>
+            </w:tcMar>
+            <w:vAlign w:val="top"/>
+          </w:tcPr>
+          <w:p>
+            <w:r>
+              <w:rPr>
+                <w:sz w:val="18"/>
+              </w:rPr>
+              <w:t>Boutiques officielles</w:t>
+            </w:r>
+          </w:p>
+        </w:tc>
+        <w:tc>
+          <w:tcPr>
+            <w:tcW w:type="dxa" w:w="6860"/>
+            <w:tcMar>
+              <w:top w:w="75" w:type="dxa"/>
+              <w:start w:w="85" w:type="dxa"/>
+              <w:bottom w:w="75" w:type="dxa"/>
+              <w:end w:w="85" w:type="dxa"/>
+            </w:tcMar>
+            <w:vAlign w:val="top"/>
+          </w:tcPr>
+          <w:p>
+            <w:r>
+              <w:rPr>
+                <w:sz w:val="18"/>
+              </w:rPr>
+              <w:t>Romans-sur-Isère, Lyon, Grenoble, Nantes, Paris.</w:t>
+            </w:r>
+          </w:p>
+        </w:tc>
+      </w:tr>
+      <w:tr>
+        <w:trPr>
+          <w:cantSplit/>
+        </w:trPr>
+        <w:tc>
+          <w:tcPr>
+            <w:tcW w:type="dxa" w:w="2438"/>
+            <w:tcMar>
+              <w:top w:w="75" w:type="dxa"/>
+              <w:start w:w="85" w:type="dxa"/>
+              <w:bottom w:w="75" w:type="dxa"/>
+              <w:end w:w="85" w:type="dxa"/>
+            </w:tcMar>
+            <w:vAlign w:val="top"/>
+          </w:tcPr>
+          <w:p>
+            <w:r>
+              <w:rPr>
+                <w:sz w:val="18"/>
+              </w:rPr>
+              <w:t>Entrepôt distinct</w:t>
+            </w:r>
+          </w:p>
+        </w:tc>
+        <w:tc>
+          <w:tcPr>
+            <w:tcW w:type="dxa" w:w="6860"/>
+            <w:tcMar>
+              <w:top w:w="75" w:type="dxa"/>
+              <w:start w:w="85" w:type="dxa"/>
+              <w:bottom w:w="75" w:type="dxa"/>
+              <w:end w:w="85" w:type="dxa"/>
+            </w:tcMar>
+            <w:vAlign w:val="top"/>
+          </w:tcPr>
+          <w:p>
+            <w:r>
+              <w:rPr>
+                <w:sz w:val="18"/>
+              </w:rPr>
+              <w:t>Aucun entrepôt distinct n’est identifié dans cette ressource : ne pas en inventer un. Si cette information devient nécessaire, elle devra être recherchée ou demandée.</w:t>
             </w:r>
           </w:p>
         </w:tc>
@@ -57,161 +502,86 @@
         <w:pStyle w:val="Heading1"/>
       </w:pPr>
       <w:r>
-        <w:t>1. Identité et activité</w:t>
+        <w:t>4. Étapes de fabrication et choix d’organisation</w:t>
       </w:r>
     </w:p>
     <w:p>
-      <w:pPr>
-        <w:pStyle w:val="ListBullet"/>
-        <w:spacing w:after="40"/>
-      </w:pPr>
+      <w:r>
+        <w:t xml:space="preserve">La fabrication d’un jean mobilise plusieurs étapes : </w:t>
+      </w:r>
       <w:r>
         <w:rPr>
-          <w:rFonts w:ascii="Arial" w:hAnsi="Arial"/>
-          <w:sz w:val="20"/>
+          <w:b/>
         </w:rPr>
-        <w:t>Le site 1083 est édité par la SAS L’ÉQUIPE 1083, située 49 avenue Gambetta à Romans-sur-Isère (Drôme), SIRET 498 845 064 00019.</w:t>
+        <w:t>conception, matières, filature, teinture, tissage, ennoblissement, coupe, confection et finitions</w:t>
+      </w:r>
+      <w:r>
+        <w:t>. Ces étapes peuvent être réalisées dans les structures de 1083 ou avec des partenaires. Le modèle de Porter permettra de les organiser en activités principales et activités de soutien.</w:t>
       </w:r>
     </w:p>
+    <w:tbl>
+      <w:tblPr>
+        <w:tblW w:type="auto" w:w="0"/>
+        <w:jc w:val="center"/>
+        <w:tblLayout w:type="autofit"/>
+        <w:tblLook w:firstColumn="1" w:firstRow="1" w:lastColumn="0" w:lastRow="0" w:noHBand="0" w:noVBand="1" w:val="04A0"/>
+      </w:tblPr>
+      <w:tblGrid>
+        <w:gridCol w:w="10426"/>
+      </w:tblGrid>
+      <w:tr>
+        <w:tc>
+          <w:tcPr>
+            <w:tcW w:type="dxa" w:w="10426"/>
+            <w:shd w:fill="FFF6DF"/>
+            <w:tcMar>
+              <w:top w:w="140" w:type="dxa"/>
+              <w:start w:w="160" w:type="dxa"/>
+              <w:bottom w:w="140" w:type="dxa"/>
+              <w:end w:w="160" w:type="dxa"/>
+            </w:tcMar>
+          </w:tcPr>
+          <w:p>
+            <w:r>
+              <w:rPr>
+                <w:b/>
+                <w:color w:val="315D77"/>
+              </w:rPr>
+              <w:t>Un exemple public particulièrement utile pour raisonner</w:t>
+            </w:r>
+            <w:r>
+              <w:br/>
+              <w:t>En 2023, 1083 indique que la fermeture soudaine de son principal sous-traitant de coupe a fait chuter la production, le temps de réintégrer ce savoir-faire en interne. Cet épisode montre qu’une activité importante peut être externalisée, puis réinternalisée, et qu’un choix d’organisation peut créer ou réduire des dépendances.</w:t>
+            </w:r>
+          </w:p>
+        </w:tc>
+      </w:tr>
+    </w:tbl>
     <w:p>
       <w:pPr>
-        <w:pStyle w:val="ListBullet"/>
-        <w:spacing w:after="40"/>
+        <w:spacing w:after="0"/>
       </w:pPr>
-      <w:r>
-        <w:rPr>
-          <w:rFonts w:ascii="Arial" w:hAnsi="Arial"/>
-          <w:sz w:val="20"/>
-        </w:rPr>
-        <w:t>La marque commercialise des vêtements et notamment des jeans fabriqués en France, via son site e-commerce, ses boutiques et un réseau de revendeurs.</w:t>
-      </w:r>
-    </w:p>
-    <w:p>
-      <w:pPr>
-        <w:pStyle w:val="ListBullet"/>
-        <w:spacing w:after="40"/>
-      </w:pPr>
-      <w:r>
-        <w:rPr>
-          <w:rFonts w:ascii="Arial" w:hAnsi="Arial"/>
-          <w:sz w:val="20"/>
-        </w:rPr>
-        <w:t>Les mentions légales indiquent que le site e-commerce a été développé en interne sur Magento 2 et qu’il est hébergé en France par un prestataire.</w:t>
-      </w:r>
     </w:p>
     <w:p>
       <w:pPr>
         <w:pStyle w:val="Heading1"/>
       </w:pPr>
       <w:r>
-        <w:t>2. Chaîne de valeur et implantation</w:t>
+        <w:t>5. Principales parties prenantes à retenir</w:t>
       </w:r>
     </w:p>
     <w:p>
-      <w:pPr>
-        <w:pStyle w:val="ListBullet"/>
-        <w:spacing w:after="40"/>
-      </w:pPr>
+      <w:r>
+        <w:t xml:space="preserve">Pour votre présentation, retenez </w:t>
+      </w:r>
       <w:r>
         <w:rPr>
-          <w:rFonts w:ascii="Arial" w:hAnsi="Arial"/>
-          <w:sz w:val="20"/>
+          <w:b/>
         </w:rPr>
-        <w:t>La fabrication d’un jean mobilise plusieurs étapes : conception, matière, filature, teinture, tissage, ennoblissement, coupe, confection et finitions.</w:t>
+        <w:t>6 à 8 parties prenantes principales maximum</w:t>
       </w:r>
-    </w:p>
-    <w:p>
-      <w:pPr>
-        <w:pStyle w:val="ListBullet"/>
-        <w:spacing w:after="40"/>
-      </w:pPr>
       <w:r>
-        <w:rPr>
-          <w:rFonts w:ascii="Arial" w:hAnsi="Arial"/>
-          <w:sz w:val="20"/>
-        </w:rPr>
-        <w:t>1083 indique s’appuyer sur un réseau d’environ trente ateliers français et disposer d’activités de coupe/confection à Romans-sur-Isère et dans les Vosges.</w:t>
-      </w:r>
-    </w:p>
-    <w:p>
-      <w:pPr>
-        <w:pStyle w:val="ListBullet"/>
-        <w:spacing w:after="40"/>
-      </w:pPr>
-      <w:r>
-        <w:rPr>
-          <w:rFonts w:ascii="Arial" w:hAnsi="Arial"/>
-          <w:sz w:val="20"/>
-        </w:rPr>
-        <w:t>La page consacrée à l’histoire de l’entreprise mentionne qu’en 2023 la fermeture soudaine de son principal sous-traitant de coupe a fait chuter la production, le temps de réintégrer ce savoir-faire en interne. Cet élément constitue un exemple réel de risque de dépendance fournisseur / continuité d’activité.</w:t>
-      </w:r>
-    </w:p>
-    <w:p>
-      <w:pPr>
-        <w:pStyle w:val="ListBullet"/>
-        <w:spacing w:after="40"/>
-      </w:pPr>
-      <w:r>
-        <w:rPr>
-          <w:rFonts w:ascii="Arial" w:hAnsi="Arial"/>
-          <w:sz w:val="20"/>
-        </w:rPr>
-        <w:t>La marque indique disposer de cinq boutiques officielles et d’un réseau d’environ 130 revendeurs en France. L’activité combine donc B2C, e-commerce, boutiques et B2B.</w:t>
-      </w:r>
-    </w:p>
-    <w:p>
-      <w:pPr>
-        <w:pStyle w:val="Heading1"/>
-      </w:pPr>
-      <w:r>
-        <w:t>3. Positionnement environnemental et qualité</w:t>
-      </w:r>
-    </w:p>
-    <w:p>
-      <w:pPr>
-        <w:pStyle w:val="ListBullet"/>
-        <w:spacing w:after="40"/>
-      </w:pPr>
-      <w:r>
-        <w:rPr>
-          <w:rFonts w:ascii="Arial" w:hAnsi="Arial"/>
-          <w:sz w:val="20"/>
-        </w:rPr>
-        <w:t>1083 met en avant une production relocalisée et une réduction des distances parcourues par rapport à un jean conventionnel.</w:t>
-      </w:r>
-    </w:p>
-    <w:p>
-      <w:pPr>
-        <w:pStyle w:val="ListBullet"/>
-        <w:spacing w:after="40"/>
-      </w:pPr>
-      <w:r>
-        <w:rPr>
-          <w:rFonts w:ascii="Arial" w:hAnsi="Arial"/>
-          <w:sz w:val="20"/>
-        </w:rPr>
-        <w:t>La marque indique que ses jeans sont certifiés Origine France Garantie.</w:t>
-      </w:r>
-    </w:p>
-    <w:p>
-      <w:pPr>
-        <w:pStyle w:val="ListBullet"/>
-        <w:spacing w:after="40"/>
-      </w:pPr>
-      <w:r>
-        <w:rPr>
-          <w:rFonts w:ascii="Arial" w:hAnsi="Arial"/>
-          <w:sz w:val="20"/>
-        </w:rPr>
-        <w:t>La filière mobilise notamment du coton biologique, des fibres recyclées et plusieurs partenaires spécialisés ; la traçabilité des matières, des procédés et des preuves de certification est donc un enjeu de gestion.</w:t>
-      </w:r>
-    </w:p>
-    <w:p>
-      <w:pPr>
-        <w:pStyle w:val="Heading1"/>
-      </w:pPr>
-      <w:r>
-        <w:t>4. Quelques parties prenantes à identifier</w:t>
+        <w:t xml:space="preserve"> : celles dont la relation avec l’entreprise est importante pour son activité, ses ressources, ses ventes ou ses obligations.</w:t>
       </w:r>
     </w:p>
     <w:tbl>
@@ -219,28 +589,36 @@
         <w:tblStyle w:val="TableGrid"/>
         <w:tblW w:type="auto" w:w="0"/>
         <w:jc w:val="center"/>
+        <w:tblLayout w:type="fixed"/>
         <w:tblLook w:firstColumn="1" w:firstRow="1" w:lastColumn="0" w:lastRow="0" w:noHBand="0" w:noVBand="1" w:val="04A0"/>
       </w:tblPr>
       <w:tblGrid>
-        <w:gridCol w:w="3437"/>
-        <w:gridCol w:w="3437"/>
-        <w:gridCol w:w="3437"/>
+        <w:gridCol w:w="5213"/>
+        <w:gridCol w:w="5213"/>
       </w:tblGrid>
       <w:tr>
+        <w:trPr>
+          <w:tblHeader w:val="true"/>
+          <w:cantSplit/>
+        </w:trPr>
         <w:tc>
           <w:tcPr>
-            <w:tcW w:type="dxa" w:w="3437"/>
+            <w:tcW w:type="dxa" w:w="2835"/>
+            <w:shd w:fill="315D77"/>
             <w:vAlign w:val="center"/>
-            <w:shd w:fill="0F4C5C"/>
+            <w:tcMar>
+              <w:top w:w="80" w:type="dxa"/>
+              <w:start w:w="90" w:type="dxa"/>
+              <w:bottom w:w="80" w:type="dxa"/>
+              <w:end w:w="90" w:type="dxa"/>
+            </w:tcMar>
           </w:tcPr>
           <w:p>
-            <w:r/>
             <w:r>
               <w:rPr>
-                <w:rFonts w:ascii="Arial" w:hAnsi="Arial"/>
                 <w:b/>
                 <w:color w:val="FFFFFF"/>
-                <w:sz w:val="17"/>
+                <w:sz w:val="18"/>
               </w:rPr>
               <w:t>Partie prenante</w:t>
             </w:r>
@@ -248,219 +626,137 @@
         </w:tc>
         <w:tc>
           <w:tcPr>
-            <w:tcW w:type="dxa" w:w="3437"/>
+            <w:tcW w:type="dxa" w:w="6463"/>
+            <w:shd w:fill="315D77"/>
             <w:vAlign w:val="center"/>
-            <w:shd w:fill="0F4C5C"/>
+            <w:tcMar>
+              <w:top w:w="80" w:type="dxa"/>
+              <w:start w:w="90" w:type="dxa"/>
+              <w:bottom w:w="80" w:type="dxa"/>
+              <w:end w:w="90" w:type="dxa"/>
+            </w:tcMar>
           </w:tcPr>
           <w:p>
-            <w:r/>
             <w:r>
               <w:rPr>
-                <w:rFonts w:ascii="Arial" w:hAnsi="Arial"/>
                 <w:b/>
                 <w:color w:val="FFFFFF"/>
-                <w:sz w:val="17"/>
+                <w:sz w:val="18"/>
               </w:rPr>
-              <w:t>Relation avec la PME</w:t>
+              <w:t>Relation avec l’entreprise</w:t>
+            </w:r>
+          </w:p>
+        </w:tc>
+      </w:tr>
+      <w:tr>
+        <w:trPr>
+          <w:cantSplit/>
+        </w:trPr>
+        <w:tc>
+          <w:tcPr>
+            <w:tcW w:type="dxa" w:w="2835"/>
+            <w:tcMar>
+              <w:top w:w="75" w:type="dxa"/>
+              <w:start w:w="85" w:type="dxa"/>
+              <w:bottom w:w="75" w:type="dxa"/>
+              <w:end w:w="85" w:type="dxa"/>
+            </w:tcMar>
+            <w:vAlign w:val="top"/>
+          </w:tcPr>
+          <w:p>
+            <w:r>
+              <w:rPr>
+                <w:sz w:val="18"/>
+              </w:rPr>
+              <w:t>Clients particuliers</w:t>
             </w:r>
           </w:p>
         </w:tc>
         <w:tc>
           <w:tcPr>
-            <w:tcW w:type="dxa" w:w="3437"/>
-            <w:vAlign w:val="center"/>
-            <w:shd w:fill="0F4C5C"/>
+            <w:tcW w:type="dxa" w:w="6463"/>
+            <w:tcMar>
+              <w:top w:w="75" w:type="dxa"/>
+              <w:start w:w="85" w:type="dxa"/>
+              <w:bottom w:w="75" w:type="dxa"/>
+              <w:end w:w="85" w:type="dxa"/>
+            </w:tcMar>
+            <w:vAlign w:val="top"/>
           </w:tcPr>
           <w:p>
-            <w:r/>
             <w:r>
               <w:rPr>
-                <w:rFonts w:ascii="Arial" w:hAnsi="Arial"/>
-                <w:b/>
-                <w:color w:val="FFFFFF"/>
-                <w:sz w:val="17"/>
+                <w:sz w:val="18"/>
               </w:rPr>
-              <w:t>Exemples de risques à surveiller</w:t>
+              <w:t>Achètent en ligne ou en boutique ; utilisent le SAV.</w:t>
             </w:r>
           </w:p>
         </w:tc>
       </w:tr>
       <w:tr>
+        <w:trPr>
+          <w:cantSplit/>
+        </w:trPr>
         <w:tc>
           <w:tcPr>
-            <w:tcW w:type="dxa" w:w="3437"/>
-            <w:vAlign w:val="center"/>
+            <w:tcW w:type="dxa" w:w="2835"/>
+            <w:tcMar>
+              <w:top w:w="75" w:type="dxa"/>
+              <w:start w:w="85" w:type="dxa"/>
+              <w:bottom w:w="75" w:type="dxa"/>
+              <w:end w:w="85" w:type="dxa"/>
+            </w:tcMar>
+            <w:vAlign w:val="top"/>
           </w:tcPr>
           <w:p>
-            <w:r/>
             <w:r>
               <w:rPr>
-                <w:rFonts w:ascii="Arial" w:hAnsi="Arial"/>
-                <w:b w:val="0"/>
-                <w:sz w:val="17"/>
+                <w:sz w:val="18"/>
               </w:rPr>
-              <w:t>Clients B2C</w:t>
+              <w:t>Revendeurs professionnels</w:t>
             </w:r>
           </w:p>
         </w:tc>
         <w:tc>
           <w:tcPr>
-            <w:tcW w:type="dxa" w:w="3437"/>
-            <w:vAlign w:val="center"/>
+            <w:tcW w:type="dxa" w:w="6463"/>
+            <w:tcMar>
+              <w:top w:w="75" w:type="dxa"/>
+              <w:start w:w="85" w:type="dxa"/>
+              <w:bottom w:w="75" w:type="dxa"/>
+              <w:end w:w="85" w:type="dxa"/>
+            </w:tcMar>
+            <w:vAlign w:val="top"/>
           </w:tcPr>
           <w:p>
-            <w:r/>
             <w:r>
               <w:rPr>
-                <w:rFonts w:ascii="Arial" w:hAnsi="Arial"/>
-                <w:b w:val="0"/>
-                <w:sz w:val="17"/>
+                <w:sz w:val="18"/>
               </w:rPr>
-              <w:t>Site, boutiques, SAV</w:t>
-            </w:r>
-          </w:p>
-        </w:tc>
-        <w:tc>
-          <w:tcPr>
-            <w:tcW w:type="dxa" w:w="3437"/>
-            <w:vAlign w:val="center"/>
-          </w:tcPr>
-          <w:p>
-            <w:r/>
-            <w:r>
-              <w:rPr>
-                <w:rFonts w:ascii="Arial" w:hAnsi="Arial"/>
-                <w:b w:val="0"/>
-                <w:sz w:val="17"/>
-              </w:rPr>
-              <w:t>Données personnelles, qualité, réputation, continuité du site</w:t>
+              <w:t>Distribuent une sélection de produits 1083 et règlent leurs achats.</w:t>
             </w:r>
           </w:p>
         </w:tc>
       </w:tr>
       <w:tr>
+        <w:trPr>
+          <w:cantSplit/>
+        </w:trPr>
         <w:tc>
           <w:tcPr>
-            <w:tcW w:type="dxa" w:w="3437"/>
-            <w:vAlign w:val="center"/>
-            <w:shd w:fill="EEF7F8"/>
+            <w:tcW w:type="dxa" w:w="2835"/>
+            <w:tcMar>
+              <w:top w:w="75" w:type="dxa"/>
+              <w:start w:w="85" w:type="dxa"/>
+              <w:bottom w:w="75" w:type="dxa"/>
+              <w:end w:w="85" w:type="dxa"/>
+            </w:tcMar>
+            <w:vAlign w:val="top"/>
           </w:tcPr>
           <w:p>
-            <w:r/>
             <w:r>
               <w:rPr>
-                <w:rFonts w:ascii="Arial" w:hAnsi="Arial"/>
-                <w:b w:val="0"/>
-                <w:sz w:val="17"/>
-              </w:rPr>
-              <w:t>Revendeurs B2B</w:t>
-            </w:r>
-          </w:p>
-        </w:tc>
-        <w:tc>
-          <w:tcPr>
-            <w:tcW w:type="dxa" w:w="3437"/>
-            <w:vAlign w:val="center"/>
-            <w:shd w:fill="EEF7F8"/>
-          </w:tcPr>
-          <w:p>
-            <w:r/>
-            <w:r>
-              <w:rPr>
-                <w:rFonts w:ascii="Arial" w:hAnsi="Arial"/>
-                <w:b w:val="0"/>
-                <w:sz w:val="17"/>
-              </w:rPr>
-              <w:t>Commandes et règlement</w:t>
-            </w:r>
-          </w:p>
-        </w:tc>
-        <w:tc>
-          <w:tcPr>
-            <w:tcW w:type="dxa" w:w="3437"/>
-            <w:vAlign w:val="center"/>
-            <w:shd w:fill="EEF7F8"/>
-          </w:tcPr>
-          <w:p>
-            <w:r/>
-            <w:r>
-              <w:rPr>
-                <w:rFonts w:ascii="Arial" w:hAnsi="Arial"/>
-                <w:b w:val="0"/>
-                <w:sz w:val="17"/>
-              </w:rPr>
-              <w:t>Risque client, retards de paiement, qualité de service</w:t>
-            </w:r>
-          </w:p>
-        </w:tc>
-      </w:tr>
-      <w:tr>
-        <w:tc>
-          <w:tcPr>
-            <w:tcW w:type="dxa" w:w="3437"/>
-            <w:vAlign w:val="center"/>
-          </w:tcPr>
-          <w:p>
-            <w:r/>
-            <w:r>
-              <w:rPr>
-                <w:rFonts w:ascii="Arial" w:hAnsi="Arial"/>
-                <w:b w:val="0"/>
-                <w:sz w:val="17"/>
-              </w:rPr>
-              <w:t>Ateliers / fournisseurs</w:t>
-            </w:r>
-          </w:p>
-        </w:tc>
-        <w:tc>
-          <w:tcPr>
-            <w:tcW w:type="dxa" w:w="3437"/>
-            <w:vAlign w:val="center"/>
-          </w:tcPr>
-          <w:p>
-            <w:r/>
-            <w:r>
-              <w:rPr>
-                <w:rFonts w:ascii="Arial" w:hAnsi="Arial"/>
-                <w:b w:val="0"/>
-                <w:sz w:val="17"/>
-              </w:rPr>
-              <w:t>Production et matières</w:t>
-            </w:r>
-          </w:p>
-        </w:tc>
-        <w:tc>
-          <w:tcPr>
-            <w:tcW w:type="dxa" w:w="3437"/>
-            <w:vAlign w:val="center"/>
-          </w:tcPr>
-          <w:p>
-            <w:r/>
-            <w:r>
-              <w:rPr>
-                <w:rFonts w:ascii="Arial" w:hAnsi="Arial"/>
-                <w:b w:val="0"/>
-                <w:sz w:val="17"/>
-              </w:rPr>
-              <w:t>Dépendance, qualité, délai, traçabilité, environnement</w:t>
-            </w:r>
-          </w:p>
-        </w:tc>
-      </w:tr>
-      <w:tr>
-        <w:tc>
-          <w:tcPr>
-            <w:tcW w:type="dxa" w:w="3437"/>
-            <w:vAlign w:val="center"/>
-            <w:shd w:fill="EEF7F8"/>
-          </w:tcPr>
-          <w:p>
-            <w:r/>
-            <w:r>
-              <w:rPr>
-                <w:rFonts w:ascii="Arial" w:hAnsi="Arial"/>
-                <w:b w:val="0"/>
-                <w:sz w:val="17"/>
+                <w:sz w:val="18"/>
               </w:rPr>
               <w:t>Salariés</w:t>
             </w:r>
@@ -468,54 +764,89 @@
         </w:tc>
         <w:tc>
           <w:tcPr>
-            <w:tcW w:type="dxa" w:w="3437"/>
-            <w:vAlign w:val="center"/>
-            <w:shd w:fill="EEF7F8"/>
+            <w:tcW w:type="dxa" w:w="6463"/>
+            <w:tcMar>
+              <w:top w:w="75" w:type="dxa"/>
+              <w:start w:w="85" w:type="dxa"/>
+              <w:bottom w:w="75" w:type="dxa"/>
+              <w:end w:w="85" w:type="dxa"/>
+            </w:tcMar>
+            <w:vAlign w:val="top"/>
           </w:tcPr>
           <w:p>
-            <w:r/>
             <w:r>
               <w:rPr>
-                <w:rFonts w:ascii="Arial" w:hAnsi="Arial"/>
-                <w:b w:val="0"/>
-                <w:sz w:val="17"/>
+                <w:sz w:val="18"/>
               </w:rPr>
-              <w:t>Production, logistique, bureaux, boutiques</w:t>
+              <w:t>Participent à la conception, production, gestion, vente et fonctions de soutien.</w:t>
+            </w:r>
+          </w:p>
+        </w:tc>
+      </w:tr>
+      <w:tr>
+        <w:trPr>
+          <w:cantSplit/>
+        </w:trPr>
+        <w:tc>
+          <w:tcPr>
+            <w:tcW w:type="dxa" w:w="2835"/>
+            <w:tcMar>
+              <w:top w:w="75" w:type="dxa"/>
+              <w:start w:w="85" w:type="dxa"/>
+              <w:bottom w:w="75" w:type="dxa"/>
+              <w:end w:w="85" w:type="dxa"/>
+            </w:tcMar>
+            <w:vAlign w:val="top"/>
+          </w:tcPr>
+          <w:p>
+            <w:r>
+              <w:rPr>
+                <w:sz w:val="18"/>
+              </w:rPr>
+              <w:t>Ateliers et fournisseurs</w:t>
             </w:r>
           </w:p>
         </w:tc>
         <w:tc>
           <w:tcPr>
-            <w:tcW w:type="dxa" w:w="3437"/>
-            <w:vAlign w:val="center"/>
-            <w:shd w:fill="EEF7F8"/>
+            <w:tcW w:type="dxa" w:w="6463"/>
+            <w:tcMar>
+              <w:top w:w="75" w:type="dxa"/>
+              <w:start w:w="85" w:type="dxa"/>
+              <w:bottom w:w="75" w:type="dxa"/>
+              <w:end w:w="85" w:type="dxa"/>
+            </w:tcMar>
+            <w:vAlign w:val="top"/>
           </w:tcPr>
           <w:p>
-            <w:r/>
             <w:r>
               <w:rPr>
-                <w:rFonts w:ascii="Arial" w:hAnsi="Arial"/>
-                <w:b w:val="0"/>
-                <w:sz w:val="17"/>
+                <w:sz w:val="18"/>
               </w:rPr>
-              <w:t>Santé-sécurité, compétences, accès aux données</w:t>
+              <w:t>Apportent matières, composants, opérations de fabrication et savoir-faire.</w:t>
             </w:r>
           </w:p>
         </w:tc>
       </w:tr>
       <w:tr>
+        <w:trPr>
+          <w:cantSplit/>
+        </w:trPr>
         <w:tc>
           <w:tcPr>
-            <w:tcW w:type="dxa" w:w="3437"/>
-            <w:vAlign w:val="center"/>
+            <w:tcW w:type="dxa" w:w="2835"/>
+            <w:tcMar>
+              <w:top w:w="75" w:type="dxa"/>
+              <w:start w:w="85" w:type="dxa"/>
+              <w:bottom w:w="75" w:type="dxa"/>
+              <w:end w:w="85" w:type="dxa"/>
+            </w:tcMar>
+            <w:vAlign w:val="top"/>
           </w:tcPr>
           <w:p>
-            <w:r/>
             <w:r>
               <w:rPr>
-                <w:rFonts w:ascii="Arial" w:hAnsi="Arial"/>
-                <w:b w:val="0"/>
-                <w:sz w:val="17"/>
+                <w:sz w:val="18"/>
               </w:rPr>
               <w:t>Prestataires numériques</w:t>
             </w:r>
@@ -523,91 +854,111 @@
         </w:tc>
         <w:tc>
           <w:tcPr>
-            <w:tcW w:type="dxa" w:w="3437"/>
-            <w:vAlign w:val="center"/>
+            <w:tcW w:type="dxa" w:w="6463"/>
+            <w:tcMar>
+              <w:top w:w="75" w:type="dxa"/>
+              <w:start w:w="85" w:type="dxa"/>
+              <w:bottom w:w="75" w:type="dxa"/>
+              <w:end w:w="85" w:type="dxa"/>
+            </w:tcMar>
+            <w:vAlign w:val="top"/>
           </w:tcPr>
           <w:p>
-            <w:r/>
             <w:r>
               <w:rPr>
-                <w:rFonts w:ascii="Arial" w:hAnsi="Arial"/>
-                <w:b w:val="0"/>
-                <w:sz w:val="17"/>
+                <w:sz w:val="18"/>
               </w:rPr>
-              <w:t>Hébergement, outils</w:t>
+              <w:t>Hébergement et services techniques : le site est développé en interne sur Magento 2 et hébergé en France par un prestataire.</w:t>
+            </w:r>
+          </w:p>
+        </w:tc>
+      </w:tr>
+      <w:tr>
+        <w:trPr>
+          <w:cantSplit/>
+        </w:trPr>
+        <w:tc>
+          <w:tcPr>
+            <w:tcW w:type="dxa" w:w="2835"/>
+            <w:tcMar>
+              <w:top w:w="75" w:type="dxa"/>
+              <w:start w:w="85" w:type="dxa"/>
+              <w:bottom w:w="75" w:type="dxa"/>
+              <w:end w:w="85" w:type="dxa"/>
+            </w:tcMar>
+            <w:vAlign w:val="top"/>
+          </w:tcPr>
+          <w:p>
+            <w:r>
+              <w:rPr>
+                <w:sz w:val="18"/>
+              </w:rPr>
+              <w:t>Organismes publics / autorités</w:t>
             </w:r>
           </w:p>
         </w:tc>
         <w:tc>
           <w:tcPr>
-            <w:tcW w:type="dxa" w:w="3437"/>
-            <w:vAlign w:val="center"/>
+            <w:tcW w:type="dxa" w:w="6463"/>
+            <w:tcMar>
+              <w:top w:w="75" w:type="dxa"/>
+              <w:start w:w="85" w:type="dxa"/>
+              <w:bottom w:w="75" w:type="dxa"/>
+              <w:end w:w="85" w:type="dxa"/>
+            </w:tcMar>
+            <w:vAlign w:val="top"/>
           </w:tcPr>
           <w:p>
-            <w:r/>
             <w:r>
               <w:rPr>
-                <w:rFonts w:ascii="Arial" w:hAnsi="Arial"/>
-                <w:b w:val="0"/>
-                <w:sz w:val="17"/>
+                <w:sz w:val="18"/>
               </w:rPr>
-              <w:t>Disponibilité, cybersécurité, sous-traitance de données</w:t>
+              <w:t>Fixent ou contrôlent certaines obligations applicables à l’entreprise.</w:t>
             </w:r>
           </w:p>
         </w:tc>
       </w:tr>
       <w:tr>
+        <w:trPr>
+          <w:cantSplit/>
+        </w:trPr>
         <w:tc>
           <w:tcPr>
-            <w:tcW w:type="dxa" w:w="3437"/>
-            <w:vAlign w:val="center"/>
-            <w:shd w:fill="EEF7F8"/>
+            <w:tcW w:type="dxa" w:w="2835"/>
+            <w:tcMar>
+              <w:top w:w="75" w:type="dxa"/>
+              <w:start w:w="85" w:type="dxa"/>
+              <w:bottom w:w="75" w:type="dxa"/>
+              <w:end w:w="85" w:type="dxa"/>
+            </w:tcMar>
+            <w:vAlign w:val="top"/>
           </w:tcPr>
           <w:p>
-            <w:r/>
             <w:r>
               <w:rPr>
-                <w:rFonts w:ascii="Arial" w:hAnsi="Arial"/>
-                <w:b w:val="0"/>
-                <w:sz w:val="17"/>
+                <w:sz w:val="18"/>
               </w:rPr>
-              <w:t>Organismes / autorités</w:t>
+              <w:t>Organismes de certification</w:t>
             </w:r>
           </w:p>
         </w:tc>
         <w:tc>
           <w:tcPr>
-            <w:tcW w:type="dxa" w:w="3437"/>
-            <w:vAlign w:val="center"/>
-            <w:shd w:fill="EEF7F8"/>
+            <w:tcW w:type="dxa" w:w="6463"/>
+            <w:tcMar>
+              <w:top w:w="75" w:type="dxa"/>
+              <w:start w:w="85" w:type="dxa"/>
+              <w:bottom w:w="75" w:type="dxa"/>
+              <w:end w:w="85" w:type="dxa"/>
+            </w:tcMar>
+            <w:vAlign w:val="top"/>
           </w:tcPr>
           <w:p>
-            <w:r/>
             <w:r>
               <w:rPr>
-                <w:rFonts w:ascii="Arial" w:hAnsi="Arial"/>
-                <w:b w:val="0"/>
-                <w:sz w:val="17"/>
+                <w:sz w:val="18"/>
               </w:rPr>
-              <w:t>Réglementation, certification</w:t>
-            </w:r>
-          </w:p>
-        </w:tc>
-        <w:tc>
-          <w:tcPr>
-            <w:tcW w:type="dxa" w:w="3437"/>
-            <w:vAlign w:val="center"/>
-            <w:shd w:fill="EEF7F8"/>
-          </w:tcPr>
-          <w:p>
-            <w:r/>
-            <w:r>
-              <w:rPr>
-                <w:rFonts w:ascii="Arial" w:hAnsi="Arial"/>
-                <w:b w:val="0"/>
-                <w:sz w:val="17"/>
-              </w:rPr>
-              <w:t>Conformité, preuve, mise à jour des pratiques</w:t>
+              <w:t>Définissent et contrôlent les critères des certifications choisies, dont Origine France Garantie.</w:t>
             </w:r>
           </w:p>
         </w:tc>
@@ -618,205 +969,84 @@
         <w:pStyle w:val="Heading1"/>
       </w:pPr>
       <w:r>
-        <w:t>5. Sources publiques à consulter</w:t>
+        <w:t>6. Ce que R01 ne permet pas de conclure</w:t>
       </w:r>
     </w:p>
     <w:p>
       <w:pPr>
+        <w:pStyle w:val="ListBullet"/>
         <w:spacing w:after="40"/>
       </w:pPr>
       <w:r>
-        <w:rPr>
-          <w:b/>
-          <w:sz w:val="18"/>
-        </w:rPr>
-        <w:t xml:space="preserve">Mentions légales: </w:t>
-      </w:r>
-      <w:r>
-        <w:rPr>
-          <w:color w:val="0050AA"/>
-          <w:sz w:val="18"/>
-          <w:u w:val="single"/>
-        </w:rPr>
-        <w:t>https://www.1083.fr/mentions-legales.html</w:t>
+        <w:t>R01 ne permet pas de connaître la fréquence réelle des incidents internes, des impayés, des cyberattaques ou des défauts qualité.</w:t>
       </w:r>
     </w:p>
     <w:p>
       <w:pPr>
+        <w:pStyle w:val="ListBullet"/>
         <w:spacing w:after="40"/>
       </w:pPr>
       <w:r>
-        <w:rPr>
-          <w:b/>
-          <w:sz w:val="18"/>
-        </w:rPr>
-        <w:t xml:space="preserve">Histoire de 1083: </w:t>
-      </w:r>
-      <w:r>
-        <w:rPr>
-          <w:color w:val="0050AA"/>
-          <w:sz w:val="18"/>
-          <w:u w:val="single"/>
-        </w:rPr>
-        <w:t>https://www.1083.fr/histoire-1083.html</w:t>
+        <w:t>R01 ne décrit pas l’ensemble des moyens de protection et de prévention réellement en place dans l’entreprise.</w:t>
       </w:r>
     </w:p>
     <w:p>
       <w:pPr>
+        <w:pStyle w:val="ListBullet"/>
         <w:spacing w:after="40"/>
       </w:pPr>
       <w:r>
-        <w:rPr>
-          <w:b/>
-          <w:sz w:val="18"/>
-        </w:rPr>
-        <w:t xml:space="preserve">Filière française: </w:t>
-      </w:r>
-      <w:r>
-        <w:rPr>
-          <w:color w:val="0050AA"/>
-          <w:sz w:val="18"/>
-          <w:u w:val="single"/>
-        </w:rPr>
-        <w:t>https://www.1083.fr/filiere-francaise.html</w:t>
+        <w:t>Lorsqu’une information nécessaire à la cotation d’un risque manque, il faut la signaler plutôt que l’inventer.</w:t>
       </w:r>
     </w:p>
     <w:p>
       <w:pPr>
-        <w:spacing w:after="40"/>
+        <w:pStyle w:val="Heading1"/>
       </w:pPr>
       <w:r>
-        <w:rPr>
-          <w:b/>
-          <w:sz w:val="18"/>
-        </w:rPr>
-        <w:t xml:space="preserve">Boutiques et revendeurs: </w:t>
-      </w:r>
-      <w:r>
-        <w:rPr>
-          <w:color w:val="0050AA"/>
-          <w:sz w:val="18"/>
-          <w:u w:val="single"/>
-        </w:rPr>
-        <w:t>https://www.1083.fr/boutiques.html</w:t>
+        <w:t>7. Sources publiques vérifiées le 8 septembre 2026</w:t>
       </w:r>
     </w:p>
     <w:p>
-      <w:pPr>
-        <w:spacing w:after="40"/>
-      </w:pPr>
       <w:r>
         <w:rPr>
-          <w:b/>
           <w:sz w:val="18"/>
         </w:rPr>
-        <w:t xml:space="preserve">Devenir revendeur: </w:t>
-      </w:r>
-      <w:r>
-        <w:rPr>
-          <w:color w:val="0050AA"/>
-          <w:sz w:val="18"/>
-          <w:u w:val="single"/>
-        </w:rPr>
-        <w:t>https://www.1083.fr/devenir-revendeur.html</w:t>
+        <w:t>Mentions légales : https://www.1083.fr/mentions-legales.html</w:t>
       </w:r>
     </w:p>
     <w:p>
-      <w:pPr>
-        <w:spacing w:after="40"/>
-      </w:pPr>
       <w:r>
         <w:rPr>
-          <w:b/>
           <w:sz w:val="18"/>
         </w:rPr>
-        <w:t xml:space="preserve">Fabrication à moins de 1083 km: </w:t>
-      </w:r>
-      <w:r>
-        <w:rPr>
-          <w:color w:val="0050AA"/>
-          <w:sz w:val="18"/>
-          <w:u w:val="single"/>
-        </w:rPr>
-        <w:t>https://www.1083.fr/1083km.html</w:t>
+        <w:t>Histoire de 1083 : https://www.1083.fr/histoire-1083.html</w:t>
       </w:r>
     </w:p>
     <w:p>
-      <w:pPr>
-        <w:spacing w:after="40"/>
-      </w:pPr>
       <w:r>
         <w:rPr>
-          <w:b/>
           <w:sz w:val="18"/>
         </w:rPr>
-        <w:t xml:space="preserve">Certification Origine France Garantie — cahier des charges: </w:t>
+        <w:t>Boutiques et revendeurs : https://www.1083.fr/boutiques.html</w:t>
       </w:r>
+    </w:p>
+    <w:p>
       <w:r>
         <w:rPr>
-          <w:color w:val="0050AA"/>
           <w:sz w:val="18"/>
-          <w:u w:val="single"/>
         </w:rPr>
-        <w:t>https://www.originefrancegarantie.fr/cahier-des-charges</w:t>
+        <w:t>Certification Origine France Garantie : https://www.originefrancegarantie.fr/cahier-des-charges</w:t>
       </w:r>
     </w:p>
     <w:sectPr>
-      <w:headerReference w:type="default" r:id="rId9"/>
-      <w:footerReference w:type="default" r:id="rId10"/>
       <w:pgSz w:w="12240" w:h="15840"/>
-      <w:pgMar w:top="850" w:right="964" w:bottom="850" w:left="964" w:header="340" w:footer="340" w:gutter="0"/>
+      <w:pgMar w:top="850" w:right="907" w:bottom="850" w:left="907" w:header="720" w:footer="720" w:gutter="0"/>
       <w:cols w:space="720"/>
       <w:docGrid w:linePitch="360"/>
     </w:sectPr>
   </w:body>
 </w:document>
-</file>
-
-<file path=word/footer1.xml><?xml version="1.0" encoding="utf-8"?>
-<w:ftr xmlns:m="http://schemas.openxmlformats.org/officeDocument/2006/math" xmlns:mc="http://schemas.openxmlformats.org/markup-compatibility/2006" xmlns:mo="http://schemas.microsoft.com/office/mac/office/2008/main" xmlns:mv="urn:schemas-microsoft-com:mac:vml" xmlns:o="urn:schemas-microsoft-com:office:office" xmlns:r="http://schemas.openxmlformats.org/officeDocument/2006/relationships" xmlns:v="urn:schemas-microsoft-com:vml" xmlns:w10="urn:schemas-microsoft-com:office:word" xmlns:w14="http://schemas.microsoft.com/office/word/2010/wordml" xmlns:w="http://schemas.openxmlformats.org/wordprocessingml/2006/main" xmlns:wne="http://schemas.microsoft.com/office/word/2006/wordml" xmlns:wp14="http://schemas.microsoft.com/office/word/2010/wordprocessingDrawing" xmlns:wp="http://schemas.openxmlformats.org/drawingml/2006/wordprocessingDrawing" xmlns:wpc="http://schemas.microsoft.com/office/word/2010/wordprocessingCanvas" xmlns:wpg="http://schemas.microsoft.com/office/word/2010/wordprocessingGroup" xmlns:wpi="http://schemas.microsoft.com/office/word/2010/wordprocessingInk" xmlns:wps="http://schemas.microsoft.com/office/word/2010/wordprocessingShape" mc:Ignorable="w14 wp14">
-  <w:p>
-    <w:pPr>
-      <w:pStyle w:val="Footer"/>
-      <w:jc w:val="left"/>
-    </w:pPr>
-    <w:r>
-      <w:t xml:space="preserve">Cas pédagogique 1083 — données internes simulées — </w:t>
-    </w:r>
-  </w:p>
-  <w:p>
-    <w:pPr>
-      <w:jc w:val="right"/>
-    </w:pPr>
-    <w:r>
-      <w:rPr>
-        <w:rFonts w:ascii="Arial" w:hAnsi="Arial"/>
-        <w:sz w:val="16"/>
-      </w:rPr>
-      <w:t xml:space="preserve">Page </w:t>
-    </w:r>
-    <w:fldSimple w:instr="PAGE"/>
-  </w:p>
-</w:ftr>
-</file>
-
-<file path=word/header1.xml><?xml version="1.0" encoding="utf-8"?>
-<w:hdr xmlns:m="http://schemas.openxmlformats.org/officeDocument/2006/math" xmlns:mc="http://schemas.openxmlformats.org/markup-compatibility/2006" xmlns:mo="http://schemas.microsoft.com/office/mac/office/2008/main" xmlns:mv="urn:schemas-microsoft-com:mac:vml" xmlns:o="urn:schemas-microsoft-com:office:office" xmlns:r="http://schemas.openxmlformats.org/officeDocument/2006/relationships" xmlns:v="urn:schemas-microsoft-com:vml" xmlns:w10="urn:schemas-microsoft-com:office:word" xmlns:w14="http://schemas.microsoft.com/office/word/2010/wordml" xmlns:w="http://schemas.openxmlformats.org/wordprocessingml/2006/main" xmlns:wne="http://schemas.microsoft.com/office/word/2006/wordml" xmlns:wp14="http://schemas.microsoft.com/office/word/2010/wordprocessingDrawing" xmlns:wp="http://schemas.openxmlformats.org/drawingml/2006/wordprocessingDrawing" xmlns:wpc="http://schemas.microsoft.com/office/word/2010/wordprocessingCanvas" xmlns:wpg="http://schemas.microsoft.com/office/word/2010/wordprocessingGroup" xmlns:wpi="http://schemas.microsoft.com/office/word/2010/wordprocessingInk" xmlns:wps="http://schemas.microsoft.com/office/word/2010/wordprocessingShape" mc:Ignorable="w14 wp14">
-  <w:p>
-    <w:pPr>
-      <w:pStyle w:val="Header"/>
-      <w:jc w:val="right"/>
-    </w:pPr>
-    <w:r>
-      <w:rPr>
-        <w:rFonts w:ascii="Arial" w:hAnsi="Arial"/>
-        <w:color w:val="5A5A5A"/>
-        <w:sz w:val="16"/>
-      </w:rPr>
-      <w:t>BTS GPME — Participer à la gestion des risques de la PME — R01 — Contexte public 1083</w:t>
-    </w:r>
-  </w:p>
-</w:hdr>
 </file>
 
 <file path=word/numbering.xml><?xml version="1.0" encoding="utf-8"?>
@@ -1182,8 +1412,12 @@
     <w:name w:val="Normal"/>
     <w:qFormat/>
     <w:rsid w:val="00FC693F"/>
+    <w:pPr>
+      <w:spacing w:after="100" w:line="259" w:lineRule="auto"/>
+    </w:pPr>
     <w:rPr>
-      <w:rFonts w:ascii="Arial" w:hAnsi="Arial"/>
+      <w:rFonts w:ascii="Aptos" w:hAnsi="Aptos"/>
+      <w:color w:val="263746"/>
       <w:sz w:val="20"/>
     </w:rPr>
   </w:style>
@@ -1242,15 +1476,15 @@
     <w:pPr>
       <w:keepNext/>
       <w:keepLines/>
-      <w:spacing w:before="480" w:after="0"/>
+      <w:spacing w:before="160" w:after="100"/>
       <w:outlineLvl w:val="0"/>
     </w:pPr>
     <w:rPr>
-      <w:rFonts w:asciiTheme="majorHAnsi" w:eastAsiaTheme="majorEastAsia" w:hAnsiTheme="majorHAnsi" w:cstheme="majorBidi" w:ascii="Arial" w:hAnsi="Arial"/>
+      <w:rFonts w:asciiTheme="majorHAnsi" w:eastAsiaTheme="majorEastAsia" w:hAnsiTheme="majorHAnsi" w:cstheme="majorBidi" w:ascii="Aptos" w:hAnsi="Aptos"/>
       <w:b/>
       <w:bCs/>
-      <w:color w:val="0F4C5C"/>
-      <w:sz w:val="32"/>
+      <w:color w:val="315D77"/>
+      <w:sz w:val="28"/>
       <w:szCs w:val="28"/>
     </w:rPr>
   </w:style>
@@ -1266,15 +1500,15 @@
     <w:pPr>
       <w:keepNext/>
       <w:keepLines/>
-      <w:spacing w:before="200" w:after="0"/>
+      <w:spacing w:before="160" w:after="100"/>
       <w:outlineLvl w:val="1"/>
     </w:pPr>
     <w:rPr>
-      <w:rFonts w:asciiTheme="majorHAnsi" w:eastAsiaTheme="majorEastAsia" w:hAnsiTheme="majorHAnsi" w:cstheme="majorBidi" w:ascii="Arial" w:hAnsi="Arial"/>
+      <w:rFonts w:asciiTheme="majorHAnsi" w:eastAsiaTheme="majorEastAsia" w:hAnsiTheme="majorHAnsi" w:cstheme="majorBidi" w:ascii="Aptos" w:hAnsi="Aptos"/>
       <w:b/>
       <w:bCs/>
-      <w:color w:val="173F45"/>
-      <w:sz w:val="24"/>
+      <w:color w:val="3C7465"/>
+      <w:sz w:val="23"/>
       <w:szCs w:val="26"/>
     </w:rPr>
   </w:style>
@@ -1294,11 +1528,10 @@
       <w:outlineLvl w:val="2"/>
     </w:pPr>
     <w:rPr>
-      <w:rFonts w:asciiTheme="majorHAnsi" w:eastAsiaTheme="majorEastAsia" w:hAnsiTheme="majorHAnsi" w:cstheme="majorBidi" w:ascii="Arial" w:hAnsi="Arial"/>
+      <w:rFonts w:asciiTheme="majorHAnsi" w:eastAsiaTheme="majorEastAsia" w:hAnsiTheme="majorHAnsi" w:cstheme="majorBidi"/>
       <w:b/>
       <w:bCs/>
-      <w:color w:val="173F45"/>
-      <w:sz w:val="21"/>
+      <w:color w:val="4F81BD" w:themeColor="accent1"/>
     </w:rPr>
   </w:style>
   <w:style w:type="paragraph" w:styleId="Heading4">
@@ -1532,16 +1765,16 @@
       <w:pBdr>
         <w:bottom w:val="single" w:sz="8" w:space="4" w:color="4F81BD" w:themeColor="accent1"/>
       </w:pBdr>
-      <w:spacing w:after="300" w:line="240" w:lineRule="auto"/>
+      <w:spacing w:after="100" w:line="240" w:lineRule="auto" w:before="160"/>
       <w:contextualSpacing/>
     </w:pPr>
     <w:rPr>
-      <w:rFonts w:asciiTheme="majorHAnsi" w:eastAsiaTheme="majorEastAsia" w:hAnsiTheme="majorHAnsi" w:cstheme="majorBidi" w:ascii="Arial" w:hAnsi="Arial"/>
+      <w:rFonts w:asciiTheme="majorHAnsi" w:eastAsiaTheme="majorEastAsia" w:hAnsiTheme="majorHAnsi" w:cstheme="majorBidi" w:ascii="Aptos" w:hAnsi="Aptos"/>
       <w:b/>
-      <w:color w:val="0F4C5C"/>
+      <w:color w:val="315D77"/>
       <w:spacing w:val="5"/>
       <w:kern w:val="28"/>
-      <w:sz w:val="48"/>
+      <w:sz w:val="40"/>
       <w:szCs w:val="52"/>
     </w:rPr>
   </w:style>
@@ -12870,15 +13103,6 @@
         <w:shd w:val="clear" w:color="auto" w:fill="FBCAA2" w:themeFill="accent6" w:themeFillTint="7F"/>
       </w:tcPr>
     </w:tblStylePr>
-  </w:style>
-  <w:style w:type="paragraph" w:customStyle="1" w:styleId="Consigne">
-    <w:name w:val="Consigne"/>
-    <w:rPr>
-      <w:rFonts w:ascii="Arial" w:hAnsi="Arial"/>
-      <w:b/>
-      <w:color w:val="173F45"/>
-      <w:sz w:val="20"/>
-    </w:rPr>
   </w:style>
 </w:styles>
 </file>
